--- a/testakten/meinungspruefer-grenzfaelle-alltag/01_mandantenmail_erstkontakt.docx
+++ b/testakten/meinungspruefer-grenzfaelle-alltag/01_mandantenmail_erstkontakt.docx
@@ -27,7 +27,7 @@
         <w:t xml:space="preserve"> Clara Herbst </w:t>
       </w:r>
       <w:r>
-        <w:t>&lt;clara.herbst@example.test&gt;</w:t>
+        <w:t>&lt;clara.herbst@privatpost.de&gt;</w:t>
       </w:r>
     </w:p>
     <w:p>
